--- a/source-multichoice/build/es-material-textiles.docx
+++ b/source-multichoice/build/es-material-textiles.docx
@@ -25,6 +25,26 @@
       <w:r>
         <w:t>a)</w:t>
         <w:tab/>
+        <w:t>Dureza extrema.</w:t>
+      </w:r>
+    </w:p>
+    <w:p>
+      <w:pPr>
+        <w:pStyle w:val="Choice"/>
+      </w:pPr>
+      <w:r>
+        <w:t>b)</w:t>
+        <w:tab/>
+        <w:t>Conducción de electricidad.</w:t>
+      </w:r>
+    </w:p>
+    <w:p>
+      <w:pPr>
+        <w:pStyle w:val="Choice"/>
+      </w:pPr>
+      <w:r>
+        <w:t>c)</w:t>
+        <w:tab/>
         <w:t>Gran flexibilidad.</w:t>
       </w:r>
     </w:p>
@@ -33,33 +53,13 @@
         <w:pStyle w:val="Choice"/>
       </w:pPr>
       <w:r>
-        <w:t>b)</w:t>
+        <w:t>d)</w:t>
         <w:tab/>
         <w:t>Resistencia a la humedad.</w:t>
       </w:r>
     </w:p>
     <w:p>
       <w:pPr>
-        <w:pStyle w:val="Choice"/>
-      </w:pPr>
-      <w:r>
-        <w:t>c)</w:t>
-        <w:tab/>
-        <w:t>Conducción de electricidad.</w:t>
-      </w:r>
-    </w:p>
-    <w:p>
-      <w:pPr>
-        <w:pStyle w:val="Choice"/>
-      </w:pPr>
-      <w:r>
-        <w:t>d)</w:t>
-        <w:tab/>
-        <w:t>Dureza extrema.</w:t>
-      </w:r>
-    </w:p>
-    <w:p>
-      <w:pPr>
         <w:pStyle w:val="ListNumber"/>
       </w:pPr>
       <w:r>
@@ -73,6 +73,16 @@
       <w:r>
         <w:t>a)</w:t>
         <w:tab/>
+        <w:t>Un balón de cuero.</w:t>
+      </w:r>
+    </w:p>
+    <w:p>
+      <w:pPr>
+        <w:pStyle w:val="Choice"/>
+      </w:pPr>
+      <w:r>
+        <w:t>b)</w:t>
+        <w:tab/>
         <w:t>Una vela de un barco.</w:t>
       </w:r>
     </w:p>
@@ -81,7 +91,7 @@
         <w:pStyle w:val="Choice"/>
       </w:pPr>
       <w:r>
-        <w:t>b)</w:t>
+        <w:t>c)</w:t>
         <w:tab/>
         <w:t>Telas usadas en ropa.</w:t>
       </w:r>
@@ -91,23 +101,13 @@
         <w:pStyle w:val="Choice"/>
       </w:pPr>
       <w:r>
-        <w:t>c)</w:t>
+        <w:t>d)</w:t>
         <w:tab/>
         <w:t>Un vidrio templado.</w:t>
       </w:r>
     </w:p>
     <w:p>
       <w:pPr>
-        <w:pStyle w:val="Choice"/>
-      </w:pPr>
-      <w:r>
-        <w:t>d)</w:t>
-        <w:tab/>
-        <w:t>Un balón de cuero.</w:t>
-      </w:r>
-    </w:p>
-    <w:p>
-      <w:pPr>
         <w:pStyle w:val="ListNumber"/>
       </w:pPr>
       <w:r>
@@ -121,7 +121,7 @@
       <w:r>
         <w:t>a)</w:t>
         <w:tab/>
-        <w:t>Soldadura y encolado.</w:t>
+        <w:t>Cosido y pegado.</w:t>
       </w:r>
     </w:p>
     <w:p>
@@ -131,7 +131,7 @@
       <w:r>
         <w:t>b)</w:t>
         <w:tab/>
-        <w:t>Forjado y esmaltado.</w:t>
+        <w:t>Soldadura y encolado.</w:t>
       </w:r>
     </w:p>
     <w:p>
@@ -151,7 +151,7 @@
       <w:r>
         <w:t>d)</w:t>
         <w:tab/>
-        <w:t>Cosido y pegado.</w:t>
+        <w:t>Forjado y esmaltado.</w:t>
       </w:r>
     </w:p>
     <w:p>
@@ -169,7 +169,7 @@
       <w:r>
         <w:t>a)</w:t>
         <w:tab/>
-        <w:t>Su gran flexibilidad.</w:t>
+        <w:t>Su conductividad térmica.</w:t>
       </w:r>
     </w:p>
     <w:p>
@@ -189,7 +189,7 @@
       <w:r>
         <w:t>c)</w:t>
         <w:tab/>
-        <w:t>Su conductividad térmica.</w:t>
+        <w:t>Su gran flexibilidad.</w:t>
       </w:r>
     </w:p>
     <w:p>
@@ -217,7 +217,7 @@
       <w:r>
         <w:t>a)</w:t>
         <w:tab/>
-        <w:t>Una vela de un barco.</w:t>
+        <w:t>Un sofá.</w:t>
       </w:r>
     </w:p>
     <w:p>
@@ -227,7 +227,7 @@
       <w:r>
         <w:t>b)</w:t>
         <w:tab/>
-        <w:t>Un sofá.</w:t>
+        <w:t>Un balón de cuero.</w:t>
       </w:r>
     </w:p>
     <w:p>
@@ -247,7 +247,7 @@
       <w:r>
         <w:t>d)</w:t>
         <w:tab/>
-        <w:t>Un balón de cuero.</w:t>
+        <w:t>Una vela de un barco.</w:t>
       </w:r>
     </w:p>
     <w:p>
@@ -275,6 +275,16 @@
       <w:r>
         <w:t>b)</w:t>
         <w:tab/>
+        <w:t>Varillas de madera.</w:t>
+      </w:r>
+    </w:p>
+    <w:p>
+      <w:pPr>
+        <w:pStyle w:val="Choice"/>
+      </w:pPr>
+      <w:r>
+        <w:t>c)</w:t>
+        <w:tab/>
         <w:t>Cadenas metálicas fabricadas a partir de pequeños anillos unidos entre sí.</w:t>
       </w:r>
     </w:p>
@@ -283,23 +293,13 @@
         <w:pStyle w:val="Choice"/>
       </w:pPr>
       <w:r>
-        <w:t>c)</w:t>
+        <w:t>d)</w:t>
         <w:tab/>
         <w:t>Hebras largas fabricadas a partir del trenzado de fibras cortas.</w:t>
       </w:r>
     </w:p>
     <w:p>
       <w:pPr>
-        <w:pStyle w:val="Choice"/>
-      </w:pPr>
-      <w:r>
-        <w:t>d)</w:t>
-        <w:tab/>
-        <w:t>Varillas de madera.</w:t>
-      </w:r>
-    </w:p>
-    <w:p>
-      <w:pPr>
         <w:pStyle w:val="ListNumber"/>
       </w:pPr>
       <w:r>
@@ -313,7 +313,7 @@
       <w:r>
         <w:t>a)</w:t>
         <w:tab/>
-        <w:t>Ovejas.</w:t>
+        <w:t>Gusanos.</w:t>
       </w:r>
     </w:p>
     <w:p>
@@ -322,6 +322,16 @@
       </w:pPr>
       <w:r>
         <w:t>b)</w:t>
+        <w:tab/>
+        <w:t>Cerdos.</w:t>
+      </w:r>
+    </w:p>
+    <w:p>
+      <w:pPr>
+        <w:pStyle w:val="Choice"/>
+      </w:pPr>
+      <w:r>
+        <w:t>c)</w:t>
         <w:tab/>
         <w:t>Conejos.</w:t>
       </w:r>
@@ -331,19 +341,9 @@
         <w:pStyle w:val="Choice"/>
       </w:pPr>
       <w:r>
-        <w:t>c)</w:t>
-        <w:tab/>
-        <w:t>Cerdos.</w:t>
-      </w:r>
-    </w:p>
-    <w:p>
-      <w:pPr>
-        <w:pStyle w:val="Choice"/>
-      </w:pPr>
-      <w:r>
         <w:t>d)</w:t>
         <w:tab/>
-        <w:t>Gusanos.</w:t>
+        <w:t>Ovejas.</w:t>
       </w:r>
     </w:p>
     <w:p>
@@ -361,7 +361,7 @@
       <w:r>
         <w:t>a)</w:t>
         <w:tab/>
-        <w:t>Algodón.</w:t>
+        <w:t>Lana.</w:t>
       </w:r>
     </w:p>
     <w:p>
@@ -371,7 +371,7 @@
       <w:r>
         <w:t>b)</w:t>
         <w:tab/>
-        <w:t>Seda.</w:t>
+        <w:t>Algodón.</w:t>
       </w:r>
     </w:p>
     <w:p>
@@ -391,7 +391,7 @@
       <w:r>
         <w:t>d)</w:t>
         <w:tab/>
-        <w:t>Lana.</w:t>
+        <w:t>Seda.</w:t>
       </w:r>
     </w:p>
     <w:p>
@@ -409,7 +409,7 @@
       <w:r>
         <w:t>a)</w:t>
         <w:tab/>
-        <w:t>Lana.</w:t>
+        <w:t>Seda.</w:t>
       </w:r>
     </w:p>
     <w:p>
@@ -419,7 +419,7 @@
       <w:r>
         <w:t>b)</w:t>
         <w:tab/>
-        <w:t>Seda.</w:t>
+        <w:t>Lana.</w:t>
       </w:r>
     </w:p>
     <w:p>
@@ -467,7 +467,7 @@
       <w:r>
         <w:t>b)</w:t>
         <w:tab/>
-        <w:t>Algodón.</w:t>
+        <w:t>Lino.</w:t>
       </w:r>
     </w:p>
     <w:p>
@@ -487,7 +487,7 @@
       <w:r>
         <w:t>d)</w:t>
         <w:tab/>
-        <w:t>Lino.</w:t>
+        <w:t>Algodón.</w:t>
       </w:r>
     </w:p>
     <w:p>
@@ -505,16 +505,6 @@
       <w:r>
         <w:t>a)</w:t>
         <w:tab/>
-        <w:t>Fibras de origen artificial.</w:t>
-      </w:r>
-    </w:p>
-    <w:p>
-      <w:pPr>
-        <w:pStyle w:val="Choice"/>
-      </w:pPr>
-      <w:r>
-        <w:t>b)</w:t>
-        <w:tab/>
         <w:t>Fibras de origen vegetal.</w:t>
       </w:r>
     </w:p>
@@ -523,7 +513,7 @@
         <w:pStyle w:val="Choice"/>
       </w:pPr>
       <w:r>
-        <w:t>c)</w:t>
+        <w:t>b)</w:t>
         <w:tab/>
         <w:t>Fibras de origen mineral.</w:t>
       </w:r>
@@ -533,13 +523,23 @@
         <w:pStyle w:val="Choice"/>
       </w:pPr>
       <w:r>
-        <w:t>d)</w:t>
+        <w:t>c)</w:t>
         <w:tab/>
         <w:t>Fibras de origen animal.</w:t>
       </w:r>
     </w:p>
     <w:p>
       <w:pPr>
+        <w:pStyle w:val="Choice"/>
+      </w:pPr>
+      <w:r>
+        <w:t>d)</w:t>
+        <w:tab/>
+        <w:t>Fibras de origen artificial.</w:t>
+      </w:r>
+    </w:p>
+    <w:p>
+      <w:pPr>
         <w:pStyle w:val="ListNumber"/>
       </w:pPr>
       <w:r>
@@ -553,6 +553,16 @@
       <w:r>
         <w:t>a)</w:t>
         <w:tab/>
+        <w:t>Láminas de metal.</w:t>
+      </w:r>
+    </w:p>
+    <w:p>
+      <w:pPr>
+        <w:pStyle w:val="Choice"/>
+      </w:pPr>
+      <w:r>
+        <w:t>b)</w:t>
+        <w:tab/>
         <w:t>Tablones de madera.</w:t>
       </w:r>
     </w:p>
@@ -561,9 +571,9 @@
         <w:pStyle w:val="Choice"/>
       </w:pPr>
       <w:r>
-        <w:t>b)</w:t>
+        <w:t>c)</w:t>
         <w:tab/>
-        <w:t>Láminas de metal.</w:t>
+        <w:t>Láminas formadas por hilos unidos de diversas maneras o formadas por piel animal.</w:t>
       </w:r>
     </w:p>
     <w:p>
@@ -571,23 +581,13 @@
         <w:pStyle w:val="Choice"/>
       </w:pPr>
       <w:r>
-        <w:t>c)</w:t>
+        <w:t>d)</w:t>
         <w:tab/>
         <w:t>Láminas formadas por papeles pegados entre sí.</w:t>
       </w:r>
     </w:p>
     <w:p>
       <w:pPr>
-        <w:pStyle w:val="Choice"/>
-      </w:pPr>
-      <w:r>
-        <w:t>d)</w:t>
-        <w:tab/>
-        <w:t>Láminas formadas por hilos unidos de diversas maneras o formadas por piel animal.</w:t>
-      </w:r>
-    </w:p>
-    <w:p>
-      <w:pPr>
         <w:pStyle w:val="ListNumber"/>
       </w:pPr>
       <w:r>
@@ -601,7 +601,7 @@
       <w:r>
         <w:t>a)</w:t>
         <w:tab/>
-        <w:t>Un tipo de piedra.</w:t>
+        <w:t>Un material formado por fibras unidas mediante vapor y presión.</w:t>
       </w:r>
     </w:p>
     <w:p>
@@ -621,7 +621,7 @@
       <w:r>
         <w:t>c)</w:t>
         <w:tab/>
-        <w:t>Un material formado por fibras unidas mediante vapor y presión.</w:t>
+        <w:t>Un tipo de piedra.</w:t>
       </w:r>
     </w:p>
     <w:p>
@@ -649,7 +649,7 @@
       <w:r>
         <w:t>a)</w:t>
         <w:tab/>
-        <w:t>Fabricar sombreros, faldas, chaquetas o alfombras.</w:t>
+        <w:t>Hacer joyas.</w:t>
       </w:r>
     </w:p>
     <w:p>
@@ -658,6 +658,16 @@
       </w:pPr>
       <w:r>
         <w:t>b)</w:t>
+        <w:tab/>
+        <w:t>Fabricar automóviles y maquinaria pesada como los camiones.</w:t>
+      </w:r>
+    </w:p>
+    <w:p>
+      <w:pPr>
+        <w:pStyle w:val="Choice"/>
+      </w:pPr>
+      <w:r>
+        <w:t>c)</w:t>
         <w:tab/>
         <w:t>Construir edificios.</w:t>
       </w:r>
@@ -667,19 +677,9 @@
         <w:pStyle w:val="Choice"/>
       </w:pPr>
       <w:r>
-        <w:t>c)</w:t>
-        <w:tab/>
-        <w:t>Fabricar automóviles y maquinaria pesada como los camiones.</w:t>
-      </w:r>
-    </w:p>
-    <w:p>
-      <w:pPr>
-        <w:pStyle w:val="Choice"/>
-      </w:pPr>
-      <w:r>
         <w:t>d)</w:t>
         <w:tab/>
-        <w:t>Hacer joyas.</w:t>
+        <w:t>Fabricar sombreros, faldas, chaquetas o alfombras.</w:t>
       </w:r>
     </w:p>
     <w:p>
@@ -697,6 +697,26 @@
       <w:r>
         <w:t>a)</w:t>
         <w:tab/>
+        <w:t>Se moldean con calor.</w:t>
+      </w:r>
+    </w:p>
+    <w:p>
+      <w:pPr>
+        <w:pStyle w:val="Choice"/>
+      </w:pPr>
+      <w:r>
+        <w:t>b)</w:t>
+        <w:tab/>
+        <w:t>Están formados por varios hilos que se entrecruzan en perpendicular.</w:t>
+      </w:r>
+    </w:p>
+    <w:p>
+      <w:pPr>
+        <w:pStyle w:val="Choice"/>
+      </w:pPr>
+      <w:r>
+        <w:t>c)</w:t>
+        <w:tab/>
         <w:t>Son tejidos formados por múltiples nudos hechos con un solo hilo.</w:t>
       </w:r>
     </w:p>
@@ -705,29 +725,9 @@
         <w:pStyle w:val="Choice"/>
       </w:pPr>
       <w:r>
-        <w:t>b)</w:t>
-        <w:tab/>
-        <w:t>Se moldean con calor.</w:t>
-      </w:r>
-    </w:p>
-    <w:p>
-      <w:pPr>
-        <w:pStyle w:val="Choice"/>
-      </w:pPr>
-      <w:r>
-        <w:t>c)</w:t>
+        <w:t>d)</w:t>
         <w:tab/>
         <w:t>Se cosen a mano.</w:t>
-      </w:r>
-    </w:p>
-    <w:p>
-      <w:pPr>
-        <w:pStyle w:val="Choice"/>
-      </w:pPr>
-      <w:r>
-        <w:t>d)</w:t>
-        <w:tab/>
-        <w:t>Están formados por varios hilos que se entrecruzan en perpendicular.</w:t>
       </w:r>
     </w:p>
     <w:p>
@@ -755,7 +755,7 @@
       <w:r>
         <w:t>b)</w:t>
         <w:tab/>
-        <w:t>La trama y la urdimbre.</w:t>
+        <w:t>La madera y el metal.</w:t>
       </w:r>
     </w:p>
     <w:p>
@@ -775,7 +775,7 @@
       <w:r>
         <w:t>d)</w:t>
         <w:tab/>
-        <w:t>La madera y el metal.</w:t>
+        <w:t>La trama y la urdimbre.</w:t>
       </w:r>
     </w:p>
     <w:p>
@@ -793,7 +793,7 @@
       <w:r>
         <w:t>a)</w:t>
         <w:tab/>
-        <w:t>Las cerámicas.</w:t>
+        <w:t>Los metales.</w:t>
       </w:r>
     </w:p>
     <w:p>
@@ -803,7 +803,7 @@
       <w:r>
         <w:t>b)</w:t>
         <w:tab/>
-        <w:t>Los metales.</w:t>
+        <w:t>Las cerámicas.</w:t>
       </w:r>
     </w:p>
     <w:p>
@@ -841,7 +841,7 @@
       <w:r>
         <w:t>a)</w:t>
         <w:tab/>
-        <w:t>Se desintegra en contacto con el agua.</w:t>
+        <w:t>Es el material más fuerte.</w:t>
       </w:r>
     </w:p>
     <w:p>
@@ -851,7 +851,7 @@
       <w:r>
         <w:t>b)</w:t>
         <w:tab/>
-        <w:t>Es el material más fuerte.</w:t>
+        <w:t>Se desintegra en contacto con el agua.</w:t>
       </w:r>
     </w:p>
     <w:p>
@@ -899,16 +899,6 @@
       <w:r>
         <w:t>b)</w:t>
         <w:tab/>
-        <w:t>Para cambiar su color.</w:t>
-      </w:r>
-    </w:p>
-    <w:p>
-      <w:pPr>
-        <w:pStyle w:val="Choice"/>
-      </w:pPr>
-      <w:r>
-        <w:t>c)</w:t>
-        <w:tab/>
         <w:t>Para hacerlo más suave al tacto.</w:t>
       </w:r>
     </w:p>
@@ -917,13 +907,23 @@
         <w:pStyle w:val="Choice"/>
       </w:pPr>
       <w:r>
-        <w:t>d)</w:t>
+        <w:t>c)</w:t>
         <w:tab/>
         <w:t>Para añadir más resistencia mecánica.</w:t>
       </w:r>
     </w:p>
     <w:p>
       <w:pPr>
+        <w:pStyle w:val="Choice"/>
+      </w:pPr>
+      <w:r>
+        <w:t>d)</w:t>
+        <w:tab/>
+        <w:t>Para cambiar su color.</w:t>
+      </w:r>
+    </w:p>
+    <w:p>
+      <w:pPr>
         <w:pStyle w:val="ListNumber"/>
       </w:pPr>
       <w:r>
@@ -937,6 +937,16 @@
       <w:r>
         <w:t>a)</w:t>
         <w:tab/>
+        <w:t>Hacer muchos nudos a un único hilo (tricotaje).</w:t>
+      </w:r>
+    </w:p>
+    <w:p>
+      <w:pPr>
+        <w:pStyle w:val="Choice"/>
+      </w:pPr>
+      <w:r>
+        <w:t>b)</w:t>
+        <w:tab/>
         <w:t>Fundir plástico en forma de lámina.</w:t>
       </w:r>
     </w:p>
@@ -945,19 +955,9 @@
         <w:pStyle w:val="Choice"/>
       </w:pPr>
       <w:r>
-        <w:t>b)</w:t>
+        <w:t>c)</w:t>
         <w:tab/>
         <w:t>Coser varios hilos juntos con trama y urdimbre.</w:t>
-      </w:r>
-    </w:p>
-    <w:p>
-      <w:pPr>
-        <w:pStyle w:val="Choice"/>
-      </w:pPr>
-      <w:r>
-        <w:t>c)</w:t>
-        <w:tab/>
-        <w:t>Hacer muchos nudos a un único hilo (tricotaje).</w:t>
       </w:r>
     </w:p>
     <w:p>
@@ -995,7 +995,343 @@
       <w:r>
         <w:t>b)</w:t>
         <w:tab/>
+        <w:t>Es muy rígido.</w:t>
+      </w:r>
+    </w:p>
+    <w:p>
+      <w:pPr>
+        <w:pStyle w:val="Choice"/>
+      </w:pPr>
+      <w:r>
+        <w:t>c)</w:t>
+        <w:tab/>
+        <w:t>Es resistente al agua.</w:t>
+      </w:r>
+    </w:p>
+    <w:p>
+      <w:pPr>
+        <w:pStyle w:val="Choice"/>
+      </w:pPr>
+      <w:r>
+        <w:t>d)</w:t>
+        <w:tab/>
         <w:t>Se utiliza para fabricar zapatos.</w:t>
+      </w:r>
+    </w:p>
+    <w:p>
+      <w:pPr>
+        <w:pStyle w:val="ListNumber"/>
+      </w:pPr>
+      <w:r>
+        <w:t>¿Dónde se utiliza comúnmente el tejido de punto?</w:t>
+      </w:r>
+    </w:p>
+    <w:p>
+      <w:pPr>
+        <w:pStyle w:val="Choice"/>
+      </w:pPr>
+      <w:r>
+        <w:t>a)</w:t>
+        <w:tab/>
+        <w:t>En calcetines o jerseys.</w:t>
+      </w:r>
+    </w:p>
+    <w:p>
+      <w:pPr>
+        <w:pStyle w:val="Choice"/>
+      </w:pPr>
+      <w:r>
+        <w:t>b)</w:t>
+        <w:tab/>
+        <w:t>En abrigos o faldas.</w:t>
+      </w:r>
+    </w:p>
+    <w:p>
+      <w:pPr>
+        <w:pStyle w:val="Choice"/>
+      </w:pPr>
+      <w:r>
+        <w:t>c)</w:t>
+        <w:tab/>
+        <w:t>En camisas o pantalones.</w:t>
+      </w:r>
+    </w:p>
+    <w:p>
+      <w:pPr>
+        <w:pStyle w:val="Choice"/>
+      </w:pPr>
+      <w:r>
+        <w:t>d)</w:t>
+        <w:tab/>
+        <w:t>En el forro de los muebles de madera.</w:t>
+      </w:r>
+    </w:p>
+    <w:p>
+      <w:pPr>
+        <w:pStyle w:val="ListNumber"/>
+      </w:pPr>
+      <w:r>
+        <w:t>¿De dónde provienen los cueros?</w:t>
+      </w:r>
+    </w:p>
+    <w:p>
+      <w:pPr>
+        <w:pStyle w:val="Choice"/>
+      </w:pPr>
+      <w:r>
+        <w:t>a)</w:t>
+        <w:tab/>
+        <w:t>De las fibras textiles de origen animal.</w:t>
+      </w:r>
+    </w:p>
+    <w:p>
+      <w:pPr>
+        <w:pStyle w:val="Choice"/>
+      </w:pPr>
+      <w:r>
+        <w:t>b)</w:t>
+        <w:tab/>
+        <w:t>De las fibras textiles de origen vegetal.</w:t>
+      </w:r>
+    </w:p>
+    <w:p>
+      <w:pPr>
+        <w:pStyle w:val="Choice"/>
+      </w:pPr>
+      <w:r>
+        <w:t>c)</w:t>
+        <w:tab/>
+        <w:t>De la piel curtida de los animales.</w:t>
+      </w:r>
+    </w:p>
+    <w:p>
+      <w:pPr>
+        <w:pStyle w:val="Choice"/>
+      </w:pPr>
+      <w:r>
+        <w:t>d)</w:t>
+        <w:tab/>
+        <w:t>Del plástico.</w:t>
+      </w:r>
+    </w:p>
+    <w:p>
+      <w:pPr>
+        <w:pStyle w:val="ListNumber"/>
+      </w:pPr>
+      <w:r>
+        <w:t>¿Cuáles son algunos de los cueros más utilizados?</w:t>
+      </w:r>
+    </w:p>
+    <w:p>
+      <w:pPr>
+        <w:pStyle w:val="Choice"/>
+      </w:pPr>
+      <w:r>
+        <w:t>a)</w:t>
+        <w:tab/>
+        <w:t>Cueros de pájaros.</w:t>
+      </w:r>
+    </w:p>
+    <w:p>
+      <w:pPr>
+        <w:pStyle w:val="Choice"/>
+      </w:pPr>
+      <w:r>
+        <w:t>b)</w:t>
+        <w:tab/>
+        <w:t>Cueros de serpiente y cocodrilo.</w:t>
+      </w:r>
+    </w:p>
+    <w:p>
+      <w:pPr>
+        <w:pStyle w:val="Choice"/>
+      </w:pPr>
+      <w:r>
+        <w:t>c)</w:t>
+        <w:tab/>
+        <w:t>Cueros de vaca, cerdo y oveja.</w:t>
+      </w:r>
+    </w:p>
+    <w:p>
+      <w:pPr>
+        <w:pStyle w:val="Choice"/>
+      </w:pPr>
+      <w:r>
+        <w:t>d)</w:t>
+        <w:tab/>
+        <w:t>Cueros de elefante y jirafa.</w:t>
+      </w:r>
+    </w:p>
+    <w:p>
+      <w:pPr>
+        <w:pStyle w:val="ListNumber"/>
+      </w:pPr>
+      <w:r>
+        <w:t>¿Para qué se utilizan los cueros, además de fabricar zapatos?</w:t>
+      </w:r>
+    </w:p>
+    <w:p>
+      <w:pPr>
+        <w:pStyle w:val="Choice"/>
+      </w:pPr>
+      <w:r>
+        <w:t>a)</w:t>
+        <w:tab/>
+        <w:t>Guantes, cinturones, cazadoras, sillones y recipientes para líquidos.</w:t>
+      </w:r>
+    </w:p>
+    <w:p>
+      <w:pPr>
+        <w:pStyle w:val="Choice"/>
+      </w:pPr>
+      <w:r>
+        <w:t>b)</w:t>
+        <w:tab/>
+        <w:t>Realizar superficies impermeables en cocinas y baños.</w:t>
+      </w:r>
+    </w:p>
+    <w:p>
+      <w:pPr>
+        <w:pStyle w:val="Choice"/>
+      </w:pPr>
+      <w:r>
+        <w:t>c)</w:t>
+        <w:tab/>
+        <w:t>Complementan la fabricación de muebles de madera.</w:t>
+      </w:r>
+    </w:p>
+    <w:p>
+      <w:pPr>
+        <w:pStyle w:val="Choice"/>
+      </w:pPr>
+      <w:r>
+        <w:t>d)</w:t>
+        <w:tab/>
+        <w:t>Juguetes, muebles, cinturones de seguridad, camas.</w:t>
+      </w:r>
+    </w:p>
+    <w:p>
+      <w:pPr>
+        <w:pStyle w:val="ListNumber"/>
+      </w:pPr>
+      <w:r>
+        <w:t>¿Qué material se utilizó en la antigüedad para hacer libros de pergamino?</w:t>
+      </w:r>
+    </w:p>
+    <w:p>
+      <w:pPr>
+        <w:pStyle w:val="Choice"/>
+      </w:pPr>
+      <w:r>
+        <w:t>a)</w:t>
+        <w:tab/>
+        <w:t>Papel.</w:t>
+      </w:r>
+    </w:p>
+    <w:p>
+      <w:pPr>
+        <w:pStyle w:val="Choice"/>
+      </w:pPr>
+      <w:r>
+        <w:t>b)</w:t>
+        <w:tab/>
+        <w:t>Plástico.</w:t>
+      </w:r>
+    </w:p>
+    <w:p>
+      <w:pPr>
+        <w:pStyle w:val="Choice"/>
+      </w:pPr>
+      <w:r>
+        <w:t>c)</w:t>
+        <w:tab/>
+        <w:t>Madera.</w:t>
+      </w:r>
+    </w:p>
+    <w:p>
+      <w:pPr>
+        <w:pStyle w:val="Choice"/>
+      </w:pPr>
+      <w:r>
+        <w:t>d)</w:t>
+        <w:tab/>
+        <w:t>Cuero.</w:t>
+      </w:r>
+    </w:p>
+    <w:p>
+      <w:pPr>
+        <w:pStyle w:val="ListNumber"/>
+      </w:pPr>
+      <w:r>
+        <w:t>¿En qué productos modernos se utilizan comúnmente los cueros?</w:t>
+      </w:r>
+    </w:p>
+    <w:p>
+      <w:pPr>
+        <w:pStyle w:val="Choice"/>
+      </w:pPr>
+      <w:r>
+        <w:t>a)</w:t>
+        <w:tab/>
+        <w:t>Juguetes de peluche.</w:t>
+      </w:r>
+    </w:p>
+    <w:p>
+      <w:pPr>
+        <w:pStyle w:val="Choice"/>
+      </w:pPr>
+      <w:r>
+        <w:t>b)</w:t>
+        <w:tab/>
+        <w:t>Teléfonos móviles y tablets.</w:t>
+      </w:r>
+    </w:p>
+    <w:p>
+      <w:pPr>
+        <w:pStyle w:val="Choice"/>
+      </w:pPr>
+      <w:r>
+        <w:t>c)</w:t>
+        <w:tab/>
+        <w:t>Aviones y cohetes.</w:t>
+      </w:r>
+    </w:p>
+    <w:p>
+      <w:pPr>
+        <w:pStyle w:val="Choice"/>
+      </w:pPr>
+      <w:r>
+        <w:t>d)</w:t>
+        <w:tab/>
+        <w:t>Zapatos, guantes, cinturones y cazadoras.</w:t>
+      </w:r>
+    </w:p>
+    <w:p>
+      <w:pPr>
+        <w:pStyle w:val="ListNumber"/>
+      </w:pPr>
+      <w:r>
+        <w:t>¿Cuál es una característica del tejido de punto mencionada en el texto?</w:t>
+      </w:r>
+    </w:p>
+    <w:p>
+      <w:pPr>
+        <w:pStyle w:val="Choice"/>
+      </w:pPr>
+      <w:r>
+        <w:t>a)</w:t>
+        <w:tab/>
+        <w:t>Se hace cosiendo varias piezas juntas.</w:t>
+      </w:r>
+    </w:p>
+    <w:p>
+      <w:pPr>
+        <w:pStyle w:val="Choice"/>
+      </w:pPr>
+      <w:r>
+        <w:t>b)</w:t>
+        <w:tab/>
+        <w:t>Es más elástico que las telas o el fieltro.</w:t>
       </w:r>
     </w:p>
     <w:p>
@@ -1015,343 +1351,7 @@
       <w:r>
         <w:t>d)</w:t>
         <w:tab/>
-        <w:t>Es resistente al agua.</w:t>
-      </w:r>
-    </w:p>
-    <w:p>
-      <w:pPr>
-        <w:pStyle w:val="ListNumber"/>
-      </w:pPr>
-      <w:r>
-        <w:t>¿Dónde se utiliza comúnmente el tejido de punto?</w:t>
-      </w:r>
-    </w:p>
-    <w:p>
-      <w:pPr>
-        <w:pStyle w:val="Choice"/>
-      </w:pPr>
-      <w:r>
-        <w:t>a)</w:t>
-        <w:tab/>
-        <w:t>En calcetines o jerseys.</w:t>
-      </w:r>
-    </w:p>
-    <w:p>
-      <w:pPr>
-        <w:pStyle w:val="Choice"/>
-      </w:pPr>
-      <w:r>
-        <w:t>b)</w:t>
-        <w:tab/>
-        <w:t>En camisas o pantalones.</w:t>
-      </w:r>
-    </w:p>
-    <w:p>
-      <w:pPr>
-        <w:pStyle w:val="Choice"/>
-      </w:pPr>
-      <w:r>
-        <w:t>c)</w:t>
-        <w:tab/>
-        <w:t>En abrigos o faldas.</w:t>
-      </w:r>
-    </w:p>
-    <w:p>
-      <w:pPr>
-        <w:pStyle w:val="Choice"/>
-      </w:pPr>
-      <w:r>
-        <w:t>d)</w:t>
-        <w:tab/>
-        <w:t>En el forro de los muebles de madera.</w:t>
-      </w:r>
-    </w:p>
-    <w:p>
-      <w:pPr>
-        <w:pStyle w:val="ListNumber"/>
-      </w:pPr>
-      <w:r>
-        <w:t>¿De dónde provienen los cueros?</w:t>
-      </w:r>
-    </w:p>
-    <w:p>
-      <w:pPr>
-        <w:pStyle w:val="Choice"/>
-      </w:pPr>
-      <w:r>
-        <w:t>a)</w:t>
-        <w:tab/>
-        <w:t>De la piel curtida de los animales.</w:t>
-      </w:r>
-    </w:p>
-    <w:p>
-      <w:pPr>
-        <w:pStyle w:val="Choice"/>
-      </w:pPr>
-      <w:r>
-        <w:t>b)</w:t>
-        <w:tab/>
-        <w:t>De las fibras textiles de origen animal.</w:t>
-      </w:r>
-    </w:p>
-    <w:p>
-      <w:pPr>
-        <w:pStyle w:val="Choice"/>
-      </w:pPr>
-      <w:r>
-        <w:t>c)</w:t>
-        <w:tab/>
-        <w:t>Del plástico.</w:t>
-      </w:r>
-    </w:p>
-    <w:p>
-      <w:pPr>
-        <w:pStyle w:val="Choice"/>
-      </w:pPr>
-      <w:r>
-        <w:t>d)</w:t>
-        <w:tab/>
-        <w:t>De las fibras textiles de origen vegetal.</w:t>
-      </w:r>
-    </w:p>
-    <w:p>
-      <w:pPr>
-        <w:pStyle w:val="ListNumber"/>
-      </w:pPr>
-      <w:r>
-        <w:t>¿Cuáles son algunos de los cueros más utilizados?</w:t>
-      </w:r>
-    </w:p>
-    <w:p>
-      <w:pPr>
-        <w:pStyle w:val="Choice"/>
-      </w:pPr>
-      <w:r>
-        <w:t>a)</w:t>
-        <w:tab/>
-        <w:t>Cueros de elefante y jirafa.</w:t>
-      </w:r>
-    </w:p>
-    <w:p>
-      <w:pPr>
-        <w:pStyle w:val="Choice"/>
-      </w:pPr>
-      <w:r>
-        <w:t>b)</w:t>
-        <w:tab/>
-        <w:t>Cueros de pájaros.</w:t>
-      </w:r>
-    </w:p>
-    <w:p>
-      <w:pPr>
-        <w:pStyle w:val="Choice"/>
-      </w:pPr>
-      <w:r>
-        <w:t>c)</w:t>
-        <w:tab/>
-        <w:t>Cueros de vaca, cerdo y oveja.</w:t>
-      </w:r>
-    </w:p>
-    <w:p>
-      <w:pPr>
-        <w:pStyle w:val="Choice"/>
-      </w:pPr>
-      <w:r>
-        <w:t>d)</w:t>
-        <w:tab/>
-        <w:t>Cueros de serpiente y cocodrilo.</w:t>
-      </w:r>
-    </w:p>
-    <w:p>
-      <w:pPr>
-        <w:pStyle w:val="ListNumber"/>
-      </w:pPr>
-      <w:r>
-        <w:t>¿Para qué se utilizan los cueros, además de fabricar zapatos?</w:t>
-      </w:r>
-    </w:p>
-    <w:p>
-      <w:pPr>
-        <w:pStyle w:val="Choice"/>
-      </w:pPr>
-      <w:r>
-        <w:t>a)</w:t>
-        <w:tab/>
-        <w:t>Realizar superficies impermeables en cocinas y baños.</w:t>
-      </w:r>
-    </w:p>
-    <w:p>
-      <w:pPr>
-        <w:pStyle w:val="Choice"/>
-      </w:pPr>
-      <w:r>
-        <w:t>b)</w:t>
-        <w:tab/>
-        <w:t>Juguetes, muebles, cinturones de seguridad, camas.</w:t>
-      </w:r>
-    </w:p>
-    <w:p>
-      <w:pPr>
-        <w:pStyle w:val="Choice"/>
-      </w:pPr>
-      <w:r>
-        <w:t>c)</w:t>
-        <w:tab/>
-        <w:t>Guantes, cinturones, cazadoras, sillones y recipientes para líquidos.</w:t>
-      </w:r>
-    </w:p>
-    <w:p>
-      <w:pPr>
-        <w:pStyle w:val="Choice"/>
-      </w:pPr>
-      <w:r>
-        <w:t>d)</w:t>
-        <w:tab/>
-        <w:t>Complementan la fabricación de muebles de madera.</w:t>
-      </w:r>
-    </w:p>
-    <w:p>
-      <w:pPr>
-        <w:pStyle w:val="ListNumber"/>
-      </w:pPr>
-      <w:r>
-        <w:t>¿Qué material se utilizó en la antigüedad para hacer libros de pergamino?</w:t>
-      </w:r>
-    </w:p>
-    <w:p>
-      <w:pPr>
-        <w:pStyle w:val="Choice"/>
-      </w:pPr>
-      <w:r>
-        <w:t>a)</w:t>
-        <w:tab/>
-        <w:t>Cuero.</w:t>
-      </w:r>
-    </w:p>
-    <w:p>
-      <w:pPr>
-        <w:pStyle w:val="Choice"/>
-      </w:pPr>
-      <w:r>
-        <w:t>b)</w:t>
-        <w:tab/>
-        <w:t>Madera.</w:t>
-      </w:r>
-    </w:p>
-    <w:p>
-      <w:pPr>
-        <w:pStyle w:val="Choice"/>
-      </w:pPr>
-      <w:r>
-        <w:t>c)</w:t>
-        <w:tab/>
-        <w:t>Plástico.</w:t>
-      </w:r>
-    </w:p>
-    <w:p>
-      <w:pPr>
-        <w:pStyle w:val="Choice"/>
-      </w:pPr>
-      <w:r>
-        <w:t>d)</w:t>
-        <w:tab/>
-        <w:t>Papel.</w:t>
-      </w:r>
-    </w:p>
-    <w:p>
-      <w:pPr>
-        <w:pStyle w:val="ListNumber"/>
-      </w:pPr>
-      <w:r>
-        <w:t>¿En qué productos modernos se utilizan comúnmente los cueros?</w:t>
-      </w:r>
-    </w:p>
-    <w:p>
-      <w:pPr>
-        <w:pStyle w:val="Choice"/>
-      </w:pPr>
-      <w:r>
-        <w:t>a)</w:t>
-        <w:tab/>
-        <w:t>Aviones y cohetes.</w:t>
-      </w:r>
-    </w:p>
-    <w:p>
-      <w:pPr>
-        <w:pStyle w:val="Choice"/>
-      </w:pPr>
-      <w:r>
-        <w:t>b)</w:t>
-        <w:tab/>
-        <w:t>Teléfonos móviles y tablets.</w:t>
-      </w:r>
-    </w:p>
-    <w:p>
-      <w:pPr>
-        <w:pStyle w:val="Choice"/>
-      </w:pPr>
-      <w:r>
-        <w:t>c)</w:t>
-        <w:tab/>
-        <w:t>Juguetes de peluche.</w:t>
-      </w:r>
-    </w:p>
-    <w:p>
-      <w:pPr>
-        <w:pStyle w:val="Choice"/>
-      </w:pPr>
-      <w:r>
-        <w:t>d)</w:t>
-        <w:tab/>
-        <w:t>Zapatos, guantes, cinturones y cazadoras.</w:t>
-      </w:r>
-    </w:p>
-    <w:p>
-      <w:pPr>
-        <w:pStyle w:val="ListNumber"/>
-      </w:pPr>
-      <w:r>
-        <w:t>¿Cuál es una característica del tejido de punto mencionada en el texto?</w:t>
-      </w:r>
-    </w:p>
-    <w:p>
-      <w:pPr>
-        <w:pStyle w:val="Choice"/>
-      </w:pPr>
-      <w:r>
-        <w:t>a)</w:t>
-        <w:tab/>
-        <w:t>Se hace cosiendo varias piezas juntas.</w:t>
-      </w:r>
-    </w:p>
-    <w:p>
-      <w:pPr>
-        <w:pStyle w:val="Choice"/>
-      </w:pPr>
-      <w:r>
-        <w:t>b)</w:t>
-        <w:tab/>
         <w:t>Se utiliza para fabricar muebles.</w:t>
-      </w:r>
-    </w:p>
-    <w:p>
-      <w:pPr>
-        <w:pStyle w:val="Choice"/>
-      </w:pPr>
-      <w:r>
-        <w:t>c)</w:t>
-        <w:tab/>
-        <w:t>Es muy rígido.</w:t>
-      </w:r>
-    </w:p>
-    <w:p>
-      <w:pPr>
-        <w:pStyle w:val="Choice"/>
-      </w:pPr>
-      <w:r>
-        <w:t>d)</w:t>
-        <w:tab/>
-        <w:t>Es más elástico que las telas o el fieltro.</w:t>
       </w:r>
     </w:p>
     <w:sectPr>
